--- a/PR17_2/Файлы/Use Case диограмма.docx
+++ b/PR17_2/Файлы/Use Case диограмма.docx
@@ -22,7 +22,7 @@
     </w:p>
     <w:p>
       <w:r>
-        <w:t xml:space="preserve">"Расшифровка текста" </w:t>
+        <w:t xml:space="preserve">"Расшифровка текста на английском" </w:t>
       </w:r>
       <w:proofErr w:type="spellStart"/>
       <w:r>
@@ -35,6 +35,27 @@
     </w:p>
     <w:p>
       <w:r>
+        <w:t xml:space="preserve">"Расшифровка текста на русском" </w:t>
+      </w:r>
+      <w:proofErr w:type="spellStart"/>
+      <w:r>
+        <w:t>as</w:t>
+      </w:r>
+      <w:proofErr w:type="spellEnd"/>
+      <w:r>
+        <w:t xml:space="preserve"> (</w:t>
+      </w:r>
+      <w:proofErr w:type="spellStart"/>
+      <w:r>
+        <w:t>ff</w:t>
+      </w:r>
+      <w:proofErr w:type="spellEnd"/>
+      <w:r>
+        <w:t>)</w:t>
+      </w:r>
+    </w:p>
+    <w:p>
+      <w:r>
         <w:t xml:space="preserve">"Зашифровка </w:t>
       </w:r>
       <w:proofErr w:type="spellStart"/>
@@ -43,7 +64,7 @@
       </w:r>
       <w:proofErr w:type="spellEnd"/>
       <w:r>
-        <w:t xml:space="preserve">" </w:t>
+        <w:t xml:space="preserve"> на английском" </w:t>
       </w:r>
       <w:proofErr w:type="spellStart"/>
       <w:r>
@@ -55,7 +76,7 @@
       </w:r>
       <w:proofErr w:type="spellStart"/>
       <w:r>
-        <w:t>ff</w:t>
+        <w:t>fff</w:t>
       </w:r>
       <w:proofErr w:type="spellEnd"/>
       <w:r>
@@ -64,10 +85,81 @@
     </w:p>
     <w:p>
       <w:r>
+        <w:t xml:space="preserve">"Зашифровка </w:t>
+      </w:r>
+      <w:proofErr w:type="spellStart"/>
+      <w:r>
+        <w:t>текта</w:t>
+      </w:r>
+      <w:proofErr w:type="spellEnd"/>
+      <w:r>
+        <w:t xml:space="preserve"> на русском" </w:t>
+      </w:r>
+      <w:proofErr w:type="spellStart"/>
+      <w:r>
+        <w:t>as</w:t>
+      </w:r>
+      <w:proofErr w:type="spellEnd"/>
+      <w:r>
+        <w:t xml:space="preserve"> (</w:t>
+      </w:r>
+      <w:proofErr w:type="spellStart"/>
+      <w:r>
+        <w:t>ffff</w:t>
+      </w:r>
+      <w:proofErr w:type="spellEnd"/>
+      <w:r>
+        <w:t>)</w:t>
+      </w:r>
+    </w:p>
+    <w:p>
+      <w:pPr>
+        <w:rPr>
+          <w:lang w:val="en-US"/>
+        </w:rPr>
+      </w:pPr>
+      <w:r>
+        <w:rPr>
+          <w:lang w:val="en-US"/>
+        </w:rPr>
         <w:t>User -- f</w:t>
       </w:r>
     </w:p>
     <w:p>
+      <w:pPr>
+        <w:rPr>
+          <w:lang w:val="en-US"/>
+        </w:rPr>
+      </w:pPr>
+      <w:r>
+        <w:rPr>
+          <w:lang w:val="en-US"/>
+        </w:rPr>
+        <w:t>User -- ff</w:t>
+      </w:r>
+    </w:p>
+    <w:p>
+      <w:pPr>
+        <w:rPr>
+          <w:lang w:val="en-US"/>
+        </w:rPr>
+      </w:pPr>
+      <w:r>
+        <w:rPr>
+          <w:lang w:val="en-US"/>
+        </w:rPr>
+        <w:t xml:space="preserve">User -- </w:t>
+      </w:r>
+      <w:proofErr w:type="spellStart"/>
+      <w:r>
+        <w:rPr>
+          <w:lang w:val="en-US"/>
+        </w:rPr>
+        <w:t>fff</w:t>
+      </w:r>
+      <w:proofErr w:type="spellEnd"/>
+    </w:p>
+    <w:p>
       <w:r>
         <w:t xml:space="preserve">User </w:t>
       </w:r>
@@ -79,7 +171,7 @@
       </w:r>
       <w:proofErr w:type="spellStart"/>
       <w:r>
-        <w:t>ff</w:t>
+        <w:t>ffff</w:t>
       </w:r>
       <w:proofErr w:type="spellEnd"/>
     </w:p>
@@ -91,9 +183,9 @@
     <w:p>
       <w:r>
         <w:drawing>
-          <wp:inline distT="0" distB="0" distL="0" distR="0" wp14:anchorId="182ACF3D" wp14:editId="3D5D1307">
-            <wp:extent cx="3029373" cy="1667108"/>
-            <wp:effectExtent l="0" t="0" r="0" b="9525"/>
+          <wp:inline distT="0" distB="0" distL="0" distR="0" wp14:anchorId="3669AD05" wp14:editId="6BA1BE8A">
+            <wp:extent cx="5940425" cy="1122045"/>
+            <wp:effectExtent l="0" t="0" r="3175" b="1905"/>
             <wp:docPr id="1" name="Рисунок 1"/>
             <wp:cNvGraphicFramePr>
               <a:graphicFrameLocks xmlns:a="http://schemas.openxmlformats.org/drawingml/2006/main" noChangeAspect="1"/>
@@ -114,7 +206,7 @@
                   <pic:spPr>
                     <a:xfrm>
                       <a:off x="0" y="0"/>
-                      <a:ext cx="3029373" cy="1667108"/>
+                      <a:ext cx="5940425" cy="1122045"/>
                     </a:xfrm>
                     <a:prstGeom prst="rect">
                       <a:avLst/>
